--- a/Richard/Python AI ML/Richard_Bozeman.docx
+++ b/Richard/Python AI ML/Richard_Bozeman.docx
@@ -44,7 +44,34 @@
           <w:sz w:val="19"/>
           <w:szCs w:val="19"/>
         </w:rPr>
-        <w:t>richard.bozeman.1992@outlook.com | linkedin.com/in/richard-bozeman-0a8b9a3a6 | Florida, United States | +</w:t>
+        <w:t>richardbozemandev@outlook.com</w:t>
+      </w:r>
+      <w:r>
+        <w:rPr>
+          <w:rFonts w:ascii="Arial" w:eastAsia="Arial" w:hAnsi="Arial" w:cs="Arial"/>
+          <w:color w:val="4B5563"/>
+          <w:sz w:val="19"/>
+          <w:szCs w:val="19"/>
+        </w:rPr>
+        <w:t xml:space="preserve"> | </w:t>
+      </w:r>
+      <w:r>
+        <w:rPr>
+          <w:rFonts w:ascii="Arial" w:eastAsia="Arial" w:hAnsi="Arial" w:cs="Arial"/>
+          <w:color w:val="4B5563"/>
+          <w:sz w:val="19"/>
+          <w:szCs w:val="19"/>
+        </w:rPr>
+        <w:t>https://www.linkedin.com/in/richard-bozeman-b627703b1</w:t>
+      </w:r>
+      <w:r>
+        <w:rPr>
+          <w:rFonts w:ascii="Arial" w:eastAsia="Arial" w:hAnsi="Arial" w:cs="Arial"/>
+          <w:color w:val="4B5563"/>
+          <w:sz w:val="19"/>
+          <w:szCs w:val="19"/>
+        </w:rPr>
+        <w:t>| Florida, United States    +</w:t>
       </w:r>
       <w:r>
         <w:rPr>
